--- a/testakten/schwerbehindertenrecht-parkinson-merkzeichen-g-arnsberg/07_rentenfolge.docx
+++ b/testakten/schwerbehindertenrecht-parkinson-merkzeichen-g-arnsberg/07_rentenfolge.docx
@@ -51,7 +51,27 @@
         <w:t>Parallel zum Widerspruch: Versicherungsverlauf anfordern, Wartezeit prüfen, Rentenbeginnvarianten mit und ohne Schwerbehinderteneigenschaft berechnen, Abschläge darstellen. Der Widerspruch gegen den GdB darf aber nicht mit Rentenwünschen begründet werden, sondern mit Teilhabebeeinträchtigung.</w:t>
       </w:r>
     </w:p>
+    <w:p>
+      <w:pPr>
+        <w:pStyle w:val="Heading2"/>
+      </w:pPr>
+      <w:r>
+        <w:t>Versicherungsverlauf und Planungsdaten</w:t>
+      </w:r>
+    </w:p>
+    <w:p>
+      <w:r>
+        <w:t>Helga plant einen Rentenbeginn zum 1. März 2028. Der Versicherungsverlauf weist Pflichtbeiträge seit August 1982, zwei Kindererziehungszeiten und eine ungeklärte Lücke von April bis September 1994 aus. Die Personalstelle hat Beschäftigungsnachweise angefordert; eine Rentenauskunft vom 12. Februar 2026 liegt vor.</w:t>
+      </w:r>
+    </w:p>
+    <w:p>
+      <w:r>
+        <w:t>Ob und wann die Voraussetzungen einer Altersrente für schwerbehinderte Menschen erfüllt sind, wird erst nach bestandskräftigem GdB und geklärtem Versicherungsverlauf berechnet. Der aktuelle Widerspruch betrifft die gesundheitliche Feststellung, nicht den Rentenbeginn. Fristen für Kontenklärung und GdB-Verfahren werden deshalb in getrennten Kalenderblättern geführt.</w:t>
+      </w:r>
+    </w:p>
     <w:sectPr>
+      <w:headerReference w:type="default" r:id="rId9"/>
+      <w:footerReference w:type="default" r:id="rId10"/>
       <w:pgSz w:w="11906" w:h="16838"/>
       <w:pgMar w:top="1417" w:right="1417" w:bottom="1417" w:left="1417" w:header="720" w:footer="720" w:gutter="0"/>
       <w:cols w:space="720"/>
@@ -59,6 +79,44 @@
     </w:sectPr>
   </w:body>
 </w:document>
+</file>
+
+<file path=word/footer1.xml><?xml version="1.0" encoding="utf-8"?>
+<w:ftr xmlns:m="http://schemas.openxmlformats.org/officeDocument/2006/math" xmlns:mc="http://schemas.openxmlformats.org/markup-compatibility/2006" xmlns:mo="http://schemas.microsoft.com/office/mac/office/2008/main" xmlns:mv="urn:schemas-microsoft-com:mac:vml" xmlns:o="urn:schemas-microsoft-com:office:office" xmlns:r="http://schemas.openxmlformats.org/officeDocument/2006/relationships" xmlns:v="urn:schemas-microsoft-com:vml" xmlns:w10="urn:schemas-microsoft-com:office:word" xmlns:w14="http://schemas.microsoft.com/office/word/2010/wordml" xmlns:w="http://schemas.openxmlformats.org/wordprocessingml/2006/main" xmlns:wne="http://schemas.microsoft.com/office/word/2006/wordml" xmlns:wp14="http://schemas.microsoft.com/office/word/2010/wordprocessingDrawing" xmlns:wp="http://schemas.openxmlformats.org/drawingml/2006/wordprocessingDrawing" xmlns:wpc="http://schemas.microsoft.com/office/word/2010/wordprocessingCanvas" xmlns:wpg="http://schemas.microsoft.com/office/word/2010/wordprocessingGroup" xmlns:wpi="http://schemas.microsoft.com/office/word/2010/wordprocessingInk" xmlns:wps="http://schemas.microsoft.com/office/word/2010/wordprocessingShape" mc:Ignorable="w14 wp14">
+  <w:p>
+    <w:pPr>
+      <w:pStyle w:val="Footer"/>
+      <w:jc w:val="center"/>
+    </w:pPr>
+    <w:r>
+      <w:rPr>
+        <w:rFonts w:ascii="Arial" w:hAnsi="Arial"/>
+        <w:color w:val="6E6E6E"/>
+        <w:sz w:val="16"/>
+      </w:rPr>
+      <w:t>Aktenstück 07_rentenfolge.docx · Arbeitsstand</w:t>
+    </w:r>
+  </w:p>
+</w:ftr>
+</file>
+
+<file path=word/header1.xml><?xml version="1.0" encoding="utf-8"?>
+<w:hdr xmlns:m="http://schemas.openxmlformats.org/officeDocument/2006/math" xmlns:mc="http://schemas.openxmlformats.org/markup-compatibility/2006" xmlns:mo="http://schemas.microsoft.com/office/mac/office/2008/main" xmlns:mv="urn:schemas-microsoft-com:mac:vml" xmlns:o="urn:schemas-microsoft-com:office:office" xmlns:r="http://schemas.openxmlformats.org/officeDocument/2006/relationships" xmlns:v="urn:schemas-microsoft-com:vml" xmlns:w10="urn:schemas-microsoft-com:office:word" xmlns:w14="http://schemas.microsoft.com/office/word/2010/wordml" xmlns:w="http://schemas.openxmlformats.org/wordprocessingml/2006/main" xmlns:wne="http://schemas.microsoft.com/office/word/2006/wordml" xmlns:wp14="http://schemas.microsoft.com/office/word/2010/wordprocessingDrawing" xmlns:wp="http://schemas.openxmlformats.org/drawingml/2006/wordprocessingDrawing" xmlns:wpc="http://schemas.microsoft.com/office/word/2010/wordprocessingCanvas" xmlns:wpg="http://schemas.microsoft.com/office/word/2010/wordprocessingGroup" xmlns:wpi="http://schemas.microsoft.com/office/word/2010/wordprocessingInk" xmlns:wps="http://schemas.microsoft.com/office/word/2010/wordprocessingShape" mc:Ignorable="w14 wp14">
+  <w:p>
+    <w:pPr>
+      <w:pStyle w:val="Header"/>
+      <w:jc w:val="right"/>
+    </w:pPr>
+    <w:r>
+      <w:rPr>
+        <w:rFonts w:ascii="Arial" w:hAnsi="Arial"/>
+        <w:color w:val="535E67"/>
+        <w:sz w:val="16"/>
+      </w:rPr>
+      <w:t>Rentenplanung Helga Rottmann · Stand 30. Juni 2026</w:t>
+    </w:r>
+  </w:p>
+</w:hdr>
 </file>
 
 <file path=word/numbering.xml><?xml version="1.0" encoding="utf-8"?>
@@ -424,9 +482,12 @@
     <w:name w:val="Normal"/>
     <w:qFormat/>
     <w:rsid w:val="00FC693F"/>
+    <w:pPr>
+      <w:spacing w:after="120"/>
+    </w:pPr>
     <w:rPr>
-      <w:rFonts w:ascii="Times New Roman" w:hAnsi="Times New Roman"/>
-      <w:sz w:val="22"/>
+      <w:rFonts w:ascii="Arial" w:hAnsi="Arial"/>
+      <w:sz w:val="21"/>
     </w:rPr>
   </w:style>
   <w:style w:type="paragraph" w:styleId="Header">
@@ -488,9 +549,10 @@
       <w:outlineLvl w:val="0"/>
     </w:pPr>
     <w:rPr>
-      <w:rFonts w:asciiTheme="majorHAnsi" w:eastAsiaTheme="majorEastAsia" w:hAnsiTheme="majorHAnsi" w:cstheme="majorBidi" w:ascii="Times New Roman" w:hAnsi="Times New Roman"/>
+      <w:rFonts w:asciiTheme="majorHAnsi" w:eastAsiaTheme="majorEastAsia" w:hAnsiTheme="majorHAnsi" w:cstheme="majorBidi" w:ascii="Arial" w:hAnsi="Arial"/>
       <w:b/>
       <w:bCs/>
+      <w:color w:val="24364B"/>
       <w:sz w:val="28"/>
       <w:szCs w:val="28"/>
     </w:rPr>
@@ -511,9 +573,10 @@
       <w:outlineLvl w:val="1"/>
     </w:pPr>
     <w:rPr>
-      <w:rFonts w:asciiTheme="majorHAnsi" w:eastAsiaTheme="majorEastAsia" w:hAnsiTheme="majorHAnsi" w:cstheme="majorBidi" w:ascii="Times New Roman" w:hAnsi="Times New Roman"/>
+      <w:rFonts w:asciiTheme="majorHAnsi" w:eastAsiaTheme="majorEastAsia" w:hAnsiTheme="majorHAnsi" w:cstheme="majorBidi" w:ascii="Arial" w:hAnsi="Arial"/>
       <w:b/>
       <w:bCs/>
+      <w:color w:val="24364B"/>
       <w:sz w:val="24"/>
       <w:szCs w:val="26"/>
     </w:rPr>
@@ -775,8 +838,8 @@
       <w:contextualSpacing/>
     </w:pPr>
     <w:rPr>
-      <w:rFonts w:asciiTheme="majorHAnsi" w:eastAsiaTheme="majorEastAsia" w:hAnsiTheme="majorHAnsi" w:cstheme="majorBidi"/>
-      <w:color w:val="17365D" w:themeColor="text2" w:themeShade="BF"/>
+      <w:rFonts w:asciiTheme="majorHAnsi" w:eastAsiaTheme="majorEastAsia" w:hAnsiTheme="majorHAnsi" w:cstheme="majorBidi" w:ascii="Arial" w:hAnsi="Arial"/>
+      <w:color w:val="24364B"/>
       <w:spacing w:val="5"/>
       <w:kern w:val="28"/>
       <w:sz w:val="52"/>
